--- a/drafts/pnas:ecolets/PNAS/Miller-terKuile_pjayfigures_Jan2026.docx
+++ b/drafts/pnas:ecolets/PNAS/Miller-terKuile_pjayfigures_Jan2026.docx
@@ -526,31 +526,26 @@
       <w:pPr>
         <w:pStyle w:val="ImageCaption"/>
       </w:pPr>
-      <w:r>
-        <w:t xml:space="preserve"> </w:t>
-      </w:r>
     </w:p>
     <w:p>
       <w:pPr>
-        <w:sectPr>
-          <w:pgSz w:w="12240" w:h="15840"/>
-          <w:pgMar w:top="1440" w:right="1440" w:bottom="1440" w:left="1440" w:header="720" w:footer="720" w:gutter="0"/>
-          <w:cols w:space="720"/>
-          <w:docGrid w:linePitch="360"/>
-        </w:sectPr>
-      </w:pPr>
+        <w:pStyle w:val="ImageCaption"/>
+      </w:pPr>
+      <w:r>
+        <w:t xml:space="preserve"> </w:t>
+      </w:r>
     </w:p>
-    <w:p/>
     <w:p>
       <w:r>
         <w:rPr>
           <w:noProof/>
         </w:rPr>
+        <w:lastRenderedPageBreak/>
         <w:drawing>
-          <wp:inline distT="0" distB="0" distL="0" distR="0" wp14:anchorId="2B626DE5" wp14:editId="0043C8D8">
-            <wp:extent cx="5943600" cy="3803650"/>
-            <wp:effectExtent l="0" t="0" r="0" b="6350"/>
-            <wp:docPr id="909900134" name="Picture 2" descr="A graph showing the effect of a temperature&#10;&#10;AI-generated content may be incorrect."/>
+          <wp:inline distT="0" distB="0" distL="0" distR="0" wp14:anchorId="7EEDC1B9" wp14:editId="68F7B2B0">
+            <wp:extent cx="5943600" cy="3396615"/>
+            <wp:effectExtent l="0" t="0" r="0" b="0"/>
+            <wp:docPr id="1683719875" name="Picture 3" descr="A graph showing different effects of covariate&#10;&#10;AI-generated content may be incorrect."/>
             <wp:cNvGraphicFramePr>
               <a:graphicFrameLocks xmlns:a="http://schemas.openxmlformats.org/drawingml/2006/main" noChangeAspect="1"/>
             </wp:cNvGraphicFramePr>
@@ -558,196 +553,11 @@
               <a:graphicData uri="http://schemas.openxmlformats.org/drawingml/2006/picture">
                 <pic:pic xmlns:pic="http://schemas.openxmlformats.org/drawingml/2006/picture">
                   <pic:nvPicPr>
-                    <pic:cNvPr id="909900134" name="Picture 2" descr="A graph showing the effect of a temperature&#10;&#10;AI-generated content may be incorrect."/>
+                    <pic:cNvPr id="1683719875" name="Picture 3" descr="A graph showing different effects of covariate&#10;&#10;AI-generated content may be incorrect."/>
                     <pic:cNvPicPr/>
                   </pic:nvPicPr>
                   <pic:blipFill>
                     <a:blip r:embed="rId7" cstate="print">
-                      <a:extLst>
-                        <a:ext uri="{28A0092B-C50C-407E-A947-70E740481C1C}">
-                          <a14:useLocalDpi xmlns:a14="http://schemas.microsoft.com/office/drawing/2010/main" val="0"/>
-                        </a:ext>
-                      </a:extLst>
-                    </a:blip>
-                    <a:stretch>
-                      <a:fillRect/>
-                    </a:stretch>
-                  </pic:blipFill>
-                  <pic:spPr>
-                    <a:xfrm>
-                      <a:off x="0" y="0"/>
-                      <a:ext cx="5943600" cy="3803650"/>
-                    </a:xfrm>
-                    <a:prstGeom prst="rect">
-                      <a:avLst/>
-                    </a:prstGeom>
-                  </pic:spPr>
-                </pic:pic>
-              </a:graphicData>
-            </a:graphic>
-          </wp:inline>
-        </w:drawing>
-      </w:r>
-    </w:p>
-    <w:p>
-      <w:pPr>
-        <w:pStyle w:val="ImageCaption"/>
-      </w:pPr>
-      <w:commentRangeStart w:id="0"/>
-      <w:r>
-        <w:rPr>
-          <w:b/>
-          <w:bCs/>
-        </w:rPr>
-        <w:t>Figure 3</w:t>
-      </w:r>
-      <w:commentRangeEnd w:id="0"/>
-      <w:r>
-        <w:rPr>
-          <w:rStyle w:val="CommentReference"/>
-          <w:rFonts w:asciiTheme="minorHAnsi" w:hAnsiTheme="minorHAnsi"/>
-        </w:rPr>
-        <w:commentReference w:id="0"/>
-      </w:r>
-      <w:r>
-        <w:rPr>
-          <w:b/>
-          <w:bCs/>
-        </w:rPr>
-        <w:t>.</w:t>
-      </w:r>
-      <w:r>
-        <w:t xml:space="preserve"> </w:t>
-      </w:r>
-      <w:r>
-        <w:t xml:space="preserve">Covariate effects for all main </w:t>
-      </w:r>
-      <w:r>
-        <w:t xml:space="preserve">effects </w:t>
-      </w:r>
-      <w:r>
-        <w:t xml:space="preserve">and </w:t>
-      </w:r>
-      <w:r>
-        <w:t xml:space="preserve">all </w:t>
-      </w:r>
-      <w:r>
-        <w:t>two</w:t>
-      </w:r>
-      <w:r>
-        <w:t xml:space="preserve">-way </w:t>
-      </w:r>
-      <w:r>
-        <w:t xml:space="preserve">interactions </w:t>
-      </w:r>
-      <w:r>
-        <w:t xml:space="preserve">involving pinyon cone </w:t>
-      </w:r>
-      <w:r>
-        <w:t xml:space="preserve">(seed) </w:t>
-      </w:r>
-      <w:r>
-        <w:t>production (“Cones”)</w:t>
-      </w:r>
-      <w:r>
-        <w:t xml:space="preserve">. All covariates were </w:t>
-      </w:r>
-      <w:r>
-        <w:t>standardized</w:t>
-      </w:r>
-      <w:r>
-        <w:t>, allowing for comparison of</w:t>
-      </w:r>
-      <w:r>
-        <w:t xml:space="preserve"> the</w:t>
-      </w:r>
-      <w:r>
-        <w:t xml:space="preserve"> effect sizes of the main effects across covariates</w:t>
-      </w:r>
-      <w:r>
-        <w:t xml:space="preserve">. </w:t>
-      </w:r>
-      <w:r>
-        <w:t xml:space="preserve">Covariate effects are shown as the </w:t>
-      </w:r>
-      <w:r>
-        <w:t xml:space="preserve">posterior median </w:t>
-      </w:r>
-      <w:r>
-        <w:t xml:space="preserve">(filled symbols) </w:t>
-      </w:r>
-      <w:r>
-        <w:t xml:space="preserve">and 95% </w:t>
-      </w:r>
-      <w:r>
-        <w:t>c</w:t>
-      </w:r>
-      <w:r>
-        <w:t xml:space="preserve">redible </w:t>
-      </w:r>
-      <w:r>
-        <w:t xml:space="preserve">interval (CI, whiskers); </w:t>
-      </w:r>
-      <w:r>
-        <w:t xml:space="preserve">any covariate </w:t>
-      </w:r>
-      <w:r>
-        <w:t xml:space="preserve">effect with a 95% CI </w:t>
-      </w:r>
-      <w:r>
-        <w:t>that cross</w:t>
-      </w:r>
-      <w:r>
-        <w:t>es</w:t>
-      </w:r>
-      <w:r>
-        <w:t xml:space="preserve"> the dashed line at zero</w:t>
-      </w:r>
-      <w:r>
-        <w:t xml:space="preserve"> indicate</w:t>
-      </w:r>
-      <w:r>
-        <w:t>s</w:t>
-      </w:r>
-      <w:r>
-        <w:t xml:space="preserve"> that the corresponding covariate or interaction</w:t>
-      </w:r>
-      <w:r>
-        <w:t xml:space="preserve"> have no clear effect on pinyon jay abundance.</w:t>
-      </w:r>
-    </w:p>
-    <w:p>
-      <w:pPr>
-        <w:pStyle w:val="ImageCaption"/>
-      </w:pPr>
-    </w:p>
-    <w:p>
-      <w:pPr>
-        <w:pStyle w:val="ImageCaption"/>
-      </w:pPr>
-      <w:r>
-        <w:rPr>
-          <w:noProof/>
-          <w14:ligatures w14:val="standardContextual"/>
-        </w:rPr>
-        <w:lastRenderedPageBreak/>
-        <w:drawing>
-          <wp:inline distT="0" distB="0" distL="0" distR="0" wp14:anchorId="728D4BBA" wp14:editId="287778C6">
-            <wp:extent cx="5943600" cy="3396615"/>
-            <wp:effectExtent l="0" t="0" r="0" b="0"/>
-            <wp:docPr id="1634064528" name="Picture 3" descr="A graph of a bird survey&#10;&#10;AI-generated content may be incorrect."/>
-            <wp:cNvGraphicFramePr>
-              <a:graphicFrameLocks xmlns:a="http://schemas.openxmlformats.org/drawingml/2006/main" noChangeAspect="1"/>
-            </wp:cNvGraphicFramePr>
-            <a:graphic xmlns:a="http://schemas.openxmlformats.org/drawingml/2006/main">
-              <a:graphicData uri="http://schemas.openxmlformats.org/drawingml/2006/picture">
-                <pic:pic xmlns:pic="http://schemas.openxmlformats.org/drawingml/2006/picture">
-                  <pic:nvPicPr>
-                    <pic:cNvPr id="1634064528" name="Picture 3" descr="A graph of a bird survey&#10;&#10;AI-generated content may be incorrect."/>
-                    <pic:cNvPicPr/>
-                  </pic:nvPicPr>
-                  <pic:blipFill>
-                    <a:blip r:embed="rId12" cstate="print">
                       <a:extLst>
                         <a:ext uri="{28A0092B-C50C-407E-A947-70E740481C1C}">
                           <a14:useLocalDpi xmlns:a14="http://schemas.microsoft.com/office/drawing/2010/main" val="0"/>
@@ -774,6 +584,107 @@
         </w:drawing>
       </w:r>
     </w:p>
+    <w:p/>
+    <w:p>
+      <w:pPr>
+        <w:pStyle w:val="ImageCaption"/>
+      </w:pPr>
+      <w:r>
+        <w:rPr>
+          <w:b/>
+          <w:bCs/>
+        </w:rPr>
+        <w:t>Figure 3.</w:t>
+      </w:r>
+      <w:r>
+        <w:t xml:space="preserve"> </w:t>
+      </w:r>
+      <w:r>
+        <w:t xml:space="preserve">a) </w:t>
+      </w:r>
+      <w:r>
+        <w:t>Covariate effects for all main effects and all two-way interactions involving pinyon cone (seed) production (“Cones”)</w:t>
+      </w:r>
+      <w:r>
+        <w:t xml:space="preserve"> and b) the relative importance of covariates in each of three categories (cones, climate, and habitat)</w:t>
+      </w:r>
+      <w:r>
+        <w:t>.</w:t>
+      </w:r>
+      <w:r>
+        <w:t xml:space="preserve"> In a), a</w:t>
+      </w:r>
+      <w:r>
+        <w:t>ll covariates were standardized, allowing for comparison of the effect sizes of the main effects across covariates. Covariate effects are shown as the posterior median (filled symbols) and 95% credible interval (CI, whiskers); any covariate effect with a 95% CI that crosses the dashed line at zero indicates that the corresponding covariate or interaction have no clear effect on pinyon jay abundance.</w:t>
+      </w:r>
+    </w:p>
+    <w:p>
+      <w:pPr>
+        <w:sectPr>
+          <w:pgSz w:w="12240" w:h="15840"/>
+          <w:pgMar w:top="1440" w:right="1440" w:bottom="1440" w:left="1440" w:header="720" w:footer="720" w:gutter="0"/>
+          <w:cols w:space="720"/>
+          <w:docGrid w:linePitch="360"/>
+        </w:sectPr>
+      </w:pPr>
+    </w:p>
+    <w:p>
+      <w:pPr>
+        <w:pStyle w:val="ImageCaption"/>
+      </w:pPr>
+    </w:p>
+    <w:p>
+      <w:pPr>
+        <w:pStyle w:val="ImageCaption"/>
+      </w:pPr>
+      <w:r>
+        <w:rPr>
+          <w:noProof/>
+          <w14:ligatures w14:val="standardContextual"/>
+        </w:rPr>
+        <w:drawing>
+          <wp:inline distT="0" distB="0" distL="0" distR="0" wp14:anchorId="728D4BBA" wp14:editId="287778C6">
+            <wp:extent cx="5943600" cy="3396615"/>
+            <wp:effectExtent l="0" t="0" r="0" b="0"/>
+            <wp:docPr id="1634064528" name="Picture 3" descr="A graph of a bird survey&#10;&#10;AI-generated content may be incorrect."/>
+            <wp:cNvGraphicFramePr>
+              <a:graphicFrameLocks xmlns:a="http://schemas.openxmlformats.org/drawingml/2006/main" noChangeAspect="1"/>
+            </wp:cNvGraphicFramePr>
+            <a:graphic xmlns:a="http://schemas.openxmlformats.org/drawingml/2006/main">
+              <a:graphicData uri="http://schemas.openxmlformats.org/drawingml/2006/picture">
+                <pic:pic xmlns:pic="http://schemas.openxmlformats.org/drawingml/2006/picture">
+                  <pic:nvPicPr>
+                    <pic:cNvPr id="1634064528" name="Picture 3" descr="A graph of a bird survey&#10;&#10;AI-generated content may be incorrect."/>
+                    <pic:cNvPicPr/>
+                  </pic:nvPicPr>
+                  <pic:blipFill>
+                    <a:blip r:embed="rId8" cstate="print">
+                      <a:extLst>
+                        <a:ext uri="{28A0092B-C50C-407E-A947-70E740481C1C}">
+                          <a14:useLocalDpi xmlns:a14="http://schemas.microsoft.com/office/drawing/2010/main" val="0"/>
+                        </a:ext>
+                      </a:extLst>
+                    </a:blip>
+                    <a:stretch>
+                      <a:fillRect/>
+                    </a:stretch>
+                  </pic:blipFill>
+                  <pic:spPr>
+                    <a:xfrm>
+                      <a:off x="0" y="0"/>
+                      <a:ext cx="5943600" cy="3396615"/>
+                    </a:xfrm>
+                    <a:prstGeom prst="rect">
+                      <a:avLst/>
+                    </a:prstGeom>
+                  </pic:spPr>
+                </pic:pic>
+              </a:graphicData>
+            </a:graphic>
+          </wp:inline>
+        </w:drawing>
+      </w:r>
+    </w:p>
     <w:p>
       <w:pPr>
         <w:pStyle w:val="ImageCaption"/>
@@ -890,7 +801,7 @@
                     <pic:cNvPicPr/>
                   </pic:nvPicPr>
                   <pic:blipFill>
-                    <a:blip r:embed="rId13" cstate="print">
+                    <a:blip r:embed="rId9" cstate="print">
                       <a:extLst>
                         <a:ext uri="{28A0092B-C50C-407E-A947-70E740481C1C}">
                           <a14:useLocalDpi xmlns:a14="http://schemas.microsoft.com/office/drawing/2010/main" val="0"/>
@@ -1066,48 +977,6 @@
 </w:document>
 </file>
 
-<file path=word/comments.xml><?xml version="1.0" encoding="utf-8"?>
-<w:comments xmlns:wpc="http://schemas.microsoft.com/office/word/2010/wordprocessingCanvas" xmlns:cx="http://schemas.microsoft.com/office/drawing/2014/chartex" xmlns:cx1="http://schemas.microsoft.com/office/drawing/2015/9/8/chartex" xmlns:cx2="http://schemas.microsoft.com/office/drawing/2015/10/21/chartex" xmlns:cx3="http://schemas.microsoft.com/office/drawing/2016/5/9/chartex" xmlns:cx4="http://schemas.microsoft.com/office/drawing/2016/5/10/chartex" xmlns:cx5="http://schemas.microsoft.com/office/drawing/2016/5/11/chartex" xmlns:cx6="http://schemas.microsoft.com/office/drawing/2016/5/12/chartex" xmlns:cx7="http://schemas.microsoft.com/office/drawing/2016/5/13/chartex" xmlns:cx8="http://schemas.microsoft.com/office/drawing/2016/5/14/chartex" xmlns:mc="http://schemas.openxmlformats.org/markup-compatibility/2006" xmlns:aink="http://schemas.microsoft.com/office/drawing/2016/ink" xmlns:am3d="http://schemas.microsoft.com/office/drawing/2017/model3d" xmlns:o="urn:schemas-microsoft-com:office:office" xmlns:oel="http://schemas.microsoft.com/office/2019/extlst" xmlns:r="http://schemas.openxmlformats.org/officeDocument/2006/relationships" xmlns:m="http://schemas.openxmlformats.org/officeDocument/2006/math" xmlns:v="urn:schemas-microsoft-com:vml" xmlns:wp14="http://schemas.microsoft.com/office/word/2010/wordprocessingDrawing" xmlns:wp="http://schemas.openxmlformats.org/drawingml/2006/wordprocessingDrawing" xmlns:w10="urn:schemas-microsoft-com:office:word" xmlns:w="http://schemas.openxmlformats.org/wordprocessingml/2006/main" xmlns:w14="http://schemas.microsoft.com/office/word/2010/wordml" xmlns:w15="http://schemas.microsoft.com/office/word/2012/wordml" xmlns:w16cex="http://schemas.microsoft.com/office/word/2018/wordml/cex" xmlns:w16cid="http://schemas.microsoft.com/office/word/2016/wordml/cid" xmlns:w16="http://schemas.microsoft.com/office/word/2018/wordml" xmlns:w16du="http://schemas.microsoft.com/office/word/2023/wordml/word16du" xmlns:w16sdtdh="http://schemas.microsoft.com/office/word/2020/wordml/sdtdatahash" xmlns:w16sdtfl="http://schemas.microsoft.com/office/word/2024/wordml/sdtformatlock" xmlns:w16se="http://schemas.microsoft.com/office/word/2015/wordml/symex" xmlns:wpg="http://schemas.microsoft.com/office/word/2010/wordprocessingGroup" xmlns:wpi="http://schemas.microsoft.com/office/word/2010/wordprocessingInk" xmlns:wne="http://schemas.microsoft.com/office/word/2006/wordml" xmlns:wps="http://schemas.microsoft.com/office/word/2010/wordprocessingShape" mc:Ignorable="w14 w15 w16se w16cid w16 w16cex w16sdtdh w16sdtfl w16du wp14">
-  <w:comment w:id="0" w:author="Ana Miller-ter Kuile" w:date="2026-01-14T12:48:00Z" w:initials="AM">
-    <w:p>
-      <w:r>
-        <w:rPr>
-          <w:rStyle w:val="CommentReference"/>
-        </w:rPr>
-        <w:annotationRef/>
-      </w:r>
-      <w:r>
-        <w:rPr>
-          <w:kern w:val="0"/>
-          <w:sz w:val="20"/>
-          <w:szCs w:val="20"/>
-          <w14:ligatures w14:val="none"/>
-        </w:rPr>
-        <w:t>Still working on a variable importance analysis that would go with this figure if I figure it out</w:t>
-      </w:r>
-    </w:p>
-  </w:comment>
-</w:comments>
-</file>
-
-<file path=word/commentsExtended.xml><?xml version="1.0" encoding="utf-8"?>
-<w15:commentsEx xmlns:wpc="http://schemas.microsoft.com/office/word/2010/wordprocessingCanvas" xmlns:cx="http://schemas.microsoft.com/office/drawing/2014/chartex" xmlns:cx1="http://schemas.microsoft.com/office/drawing/2015/9/8/chartex" xmlns:cx2="http://schemas.microsoft.com/office/drawing/2015/10/21/chartex" xmlns:cx3="http://schemas.microsoft.com/office/drawing/2016/5/9/chartex" xmlns:cx4="http://schemas.microsoft.com/office/drawing/2016/5/10/chartex" xmlns:cx5="http://schemas.microsoft.com/office/drawing/2016/5/11/chartex" xmlns:cx6="http://schemas.microsoft.com/office/drawing/2016/5/12/chartex" xmlns:cx7="http://schemas.microsoft.com/office/drawing/2016/5/13/chartex" xmlns:cx8="http://schemas.microsoft.com/office/drawing/2016/5/14/chartex" xmlns:mc="http://schemas.openxmlformats.org/markup-compatibility/2006" xmlns:aink="http://schemas.microsoft.com/office/drawing/2016/ink" xmlns:am3d="http://schemas.microsoft.com/office/drawing/2017/model3d" xmlns:o="urn:schemas-microsoft-com:office:office" xmlns:oel="http://schemas.microsoft.com/office/2019/extlst" xmlns:r="http://schemas.openxmlformats.org/officeDocument/2006/relationships" xmlns:m="http://schemas.openxmlformats.org/officeDocument/2006/math" xmlns:v="urn:schemas-microsoft-com:vml" xmlns:wp14="http://schemas.microsoft.com/office/word/2010/wordprocessingDrawing" xmlns:wp="http://schemas.openxmlformats.org/drawingml/2006/wordprocessingDrawing" xmlns:w10="urn:schemas-microsoft-com:office:word" xmlns:w="http://schemas.openxmlformats.org/wordprocessingml/2006/main" xmlns:w14="http://schemas.microsoft.com/office/word/2010/wordml" xmlns:w15="http://schemas.microsoft.com/office/word/2012/wordml" xmlns:w16cex="http://schemas.microsoft.com/office/word/2018/wordml/cex" xmlns:w16cid="http://schemas.microsoft.com/office/word/2016/wordml/cid" xmlns:w16="http://schemas.microsoft.com/office/word/2018/wordml" xmlns:w16du="http://schemas.microsoft.com/office/word/2023/wordml/word16du" xmlns:w16sdtdh="http://schemas.microsoft.com/office/word/2020/wordml/sdtdatahash" xmlns:w16sdtfl="http://schemas.microsoft.com/office/word/2024/wordml/sdtformatlock" xmlns:w16se="http://schemas.microsoft.com/office/word/2015/wordml/symex" xmlns:wpg="http://schemas.microsoft.com/office/word/2010/wordprocessingGroup" xmlns:wpi="http://schemas.microsoft.com/office/word/2010/wordprocessingInk" xmlns:wne="http://schemas.microsoft.com/office/word/2006/wordml" xmlns:wps="http://schemas.microsoft.com/office/word/2010/wordprocessingShape" mc:Ignorable="w14 w15 w16se w16cid w16 w16cex w16sdtdh w16sdtfl w16du wp14">
-  <w15:commentEx w15:paraId="0A878C37" w15:done="0"/>
-</w15:commentsEx>
-</file>
-
-<file path=word/commentsExtensible.xml><?xml version="1.0" encoding="utf-8"?>
-<w16cex:commentsExtensible xmlns:wpc="http://schemas.microsoft.com/office/word/2010/wordprocessingCanvas" xmlns:cx="http://schemas.microsoft.com/office/drawing/2014/chartex" xmlns:cx1="http://schemas.microsoft.com/office/drawing/2015/9/8/chartex" xmlns:cx2="http://schemas.microsoft.com/office/drawing/2015/10/21/chartex" xmlns:cx3="http://schemas.microsoft.com/office/drawing/2016/5/9/chartex" xmlns:cx4="http://schemas.microsoft.com/office/drawing/2016/5/10/chartex" xmlns:cx5="http://schemas.microsoft.com/office/drawing/2016/5/11/chartex" xmlns:cx6="http://schemas.microsoft.com/office/drawing/2016/5/12/chartex" xmlns:cx7="http://schemas.microsoft.com/office/drawing/2016/5/13/chartex" xmlns:cx8="http://schemas.microsoft.com/office/drawing/2016/5/14/chartex" xmlns:cr="http://schemas.microsoft.com/office/comments/2020/reactions" xmlns:mc="http://schemas.openxmlformats.org/markup-compatibility/2006" xmlns:aink="http://schemas.microsoft.com/office/drawing/2016/ink" xmlns:am3d="http://schemas.microsoft.com/office/drawing/2017/model3d" xmlns:o="urn:schemas-microsoft-com:office:office" xmlns:oel="http://schemas.microsoft.com/office/2019/extlst" xmlns:r="http://schemas.openxmlformats.org/officeDocument/2006/relationships" xmlns:m="http://schemas.openxmlformats.org/officeDocument/2006/math" xmlns:v="urn:schemas-microsoft-com:vml" xmlns:wp14="http://schemas.microsoft.com/office/word/2010/wordprocessingDrawing" xmlns:wp="http://schemas.openxmlformats.org/drawingml/2006/wordprocessingDrawing" xmlns:w10="urn:schemas-microsoft-com:office:word" xmlns:w="http://schemas.openxmlformats.org/wordprocessingml/2006/main" xmlns:w14="http://schemas.microsoft.com/office/word/2010/wordml" xmlns:w15="http://schemas.microsoft.com/office/word/2012/wordml" xmlns:w16cex="http://schemas.microsoft.com/office/word/2018/wordml/cex" xmlns:w16cid="http://schemas.microsoft.com/office/word/2016/wordml/cid" xmlns:w16="http://schemas.microsoft.com/office/word/2018/wordml" xmlns:w16du="http://schemas.microsoft.com/office/word/2023/wordml/word16du" xmlns:w16sdtdh="http://schemas.microsoft.com/office/word/2020/wordml/sdtdatahash" xmlns:w16sdtfl="http://schemas.microsoft.com/office/word/2024/wordml/sdtformatlock" xmlns:w16se="http://schemas.microsoft.com/office/word/2015/wordml/symex" xmlns:wpg="http://schemas.microsoft.com/office/word/2010/wordprocessingGroup" xmlns:wpi="http://schemas.microsoft.com/office/word/2010/wordprocessingInk" xmlns:wne="http://schemas.microsoft.com/office/word/2006/wordml" xmlns:wps="http://schemas.microsoft.com/office/word/2010/wordprocessingShape" mc:Ignorable="w14 w15 w16se w16cid w16 w16cex w16sdtdh w16sdtfl cr w16du wp14">
-  <w16cex:commentExtensible w16cex:durableId="2260A39C" w16cex:dateUtc="2026-01-14T19:48:00Z"/>
-</w16cex:commentsExtensible>
-</file>
-
-<file path=word/commentsIds.xml><?xml version="1.0" encoding="utf-8"?>
-<w16cid:commentsIds xmlns:wpc="http://schemas.microsoft.com/office/word/2010/wordprocessingCanvas" xmlns:cx="http://schemas.microsoft.com/office/drawing/2014/chartex" xmlns:cx1="http://schemas.microsoft.com/office/drawing/2015/9/8/chartex" xmlns:cx2="http://schemas.microsoft.com/office/drawing/2015/10/21/chartex" xmlns:cx3="http://schemas.microsoft.com/office/drawing/2016/5/9/chartex" xmlns:cx4="http://schemas.microsoft.com/office/drawing/2016/5/10/chartex" xmlns:cx5="http://schemas.microsoft.com/office/drawing/2016/5/11/chartex" xmlns:cx6="http://schemas.microsoft.com/office/drawing/2016/5/12/chartex" xmlns:cx7="http://schemas.microsoft.com/office/drawing/2016/5/13/chartex" xmlns:cx8="http://schemas.microsoft.com/office/drawing/2016/5/14/chartex" xmlns:mc="http://schemas.openxmlformats.org/markup-compatibility/2006" xmlns:aink="http://schemas.microsoft.com/office/drawing/2016/ink" xmlns:am3d="http://schemas.microsoft.com/office/drawing/2017/model3d" xmlns:o="urn:schemas-microsoft-com:office:office" xmlns:oel="http://schemas.microsoft.com/office/2019/extlst" xmlns:r="http://schemas.openxmlformats.org/officeDocument/2006/relationships" xmlns:m="http://schemas.openxmlformats.org/officeDocument/2006/math" xmlns:v="urn:schemas-microsoft-com:vml" xmlns:wp14="http://schemas.microsoft.com/office/word/2010/wordprocessingDrawing" xmlns:wp="http://schemas.openxmlformats.org/drawingml/2006/wordprocessingDrawing" xmlns:w10="urn:schemas-microsoft-com:office:word" xmlns:w="http://schemas.openxmlformats.org/wordprocessingml/2006/main" xmlns:w14="http://schemas.microsoft.com/office/word/2010/wordml" xmlns:w15="http://schemas.microsoft.com/office/word/2012/wordml" xmlns:w16cex="http://schemas.microsoft.com/office/word/2018/wordml/cex" xmlns:w16cid="http://schemas.microsoft.com/office/word/2016/wordml/cid" xmlns:w16="http://schemas.microsoft.com/office/word/2018/wordml" xmlns:w16du="http://schemas.microsoft.com/office/word/2023/wordml/word16du" xmlns:w16sdtdh="http://schemas.microsoft.com/office/word/2020/wordml/sdtdatahash" xmlns:w16sdtfl="http://schemas.microsoft.com/office/word/2024/wordml/sdtformatlock" xmlns:w16se="http://schemas.microsoft.com/office/word/2015/wordml/symex" xmlns:wpg="http://schemas.microsoft.com/office/word/2010/wordprocessingGroup" xmlns:wpi="http://schemas.microsoft.com/office/word/2010/wordprocessingInk" xmlns:wne="http://schemas.microsoft.com/office/word/2006/wordml" xmlns:wps="http://schemas.microsoft.com/office/word/2010/wordprocessingShape" mc:Ignorable="w14 w15 w16se w16cid w16 w16cex w16sdtdh w16sdtfl w16du wp14">
-  <w16cid:commentId w16cid:paraId="0A878C37" w16cid:durableId="2260A39C"/>
-</w16cid:commentsIds>
-</file>
-
 <file path=word/numbering.xml><?xml version="1.0" encoding="utf-8"?>
 <w:numbering xmlns:wpc="http://schemas.microsoft.com/office/word/2010/wordprocessingCanvas" xmlns:cx="http://schemas.microsoft.com/office/drawing/2014/chartex" xmlns:cx1="http://schemas.microsoft.com/office/drawing/2015/9/8/chartex" xmlns:cx2="http://schemas.microsoft.com/office/drawing/2015/10/21/chartex" xmlns:cx3="http://schemas.microsoft.com/office/drawing/2016/5/9/chartex" xmlns:cx4="http://schemas.microsoft.com/office/drawing/2016/5/10/chartex" xmlns:cx5="http://schemas.microsoft.com/office/drawing/2016/5/11/chartex" xmlns:cx6="http://schemas.microsoft.com/office/drawing/2016/5/12/chartex" xmlns:cx7="http://schemas.microsoft.com/office/drawing/2016/5/13/chartex" xmlns:cx8="http://schemas.microsoft.com/office/drawing/2016/5/14/chartex" xmlns:mc="http://schemas.openxmlformats.org/markup-compatibility/2006" xmlns:aink="http://schemas.microsoft.com/office/drawing/2016/ink" xmlns:am3d="http://schemas.microsoft.com/office/drawing/2017/model3d" xmlns:o="urn:schemas-microsoft-com:office:office" xmlns:oel="http://schemas.microsoft.com/office/2019/extlst" xmlns:r="http://schemas.openxmlformats.org/officeDocument/2006/relationships" xmlns:m="http://schemas.openxmlformats.org/officeDocument/2006/math" xmlns:v="urn:schemas-microsoft-com:vml" xmlns:wp14="http://schemas.microsoft.com/office/word/2010/wordprocessingDrawing" xmlns:wp="http://schemas.openxmlformats.org/drawingml/2006/wordprocessingDrawing" xmlns:w10="urn:schemas-microsoft-com:office:word" xmlns:w="http://schemas.openxmlformats.org/wordprocessingml/2006/main" xmlns:w14="http://schemas.microsoft.com/office/word/2010/wordml" xmlns:w15="http://schemas.microsoft.com/office/word/2012/wordml" xmlns:w16cex="http://schemas.microsoft.com/office/word/2018/wordml/cex" xmlns:w16cid="http://schemas.microsoft.com/office/word/2016/wordml/cid" xmlns:w16="http://schemas.microsoft.com/office/word/2018/wordml" xmlns:w16du="http://schemas.microsoft.com/office/word/2023/wordml/word16du" xmlns:w16sdtdh="http://schemas.microsoft.com/office/word/2020/wordml/sdtdatahash" xmlns:w16sdtfl="http://schemas.microsoft.com/office/word/2024/wordml/sdtformatlock" xmlns:w16se="http://schemas.microsoft.com/office/word/2015/wordml/symex" xmlns:wpg="http://schemas.microsoft.com/office/word/2010/wordprocessingGroup" xmlns:wpi="http://schemas.microsoft.com/office/word/2010/wordprocessingInk" xmlns:wne="http://schemas.microsoft.com/office/word/2006/wordml" xmlns:wps="http://schemas.microsoft.com/office/word/2010/wordprocessingShape" mc:Ignorable="w14 w15 w16se w16cid w16 w16cex w16sdtdh w16sdtfl w16du wp14">
   <w:abstractNum w:abstractNumId="0" w15:restartNumberingAfterBreak="0">
@@ -1227,14 +1096,6 @@
     <w:abstractNumId w:val="0"/>
   </w:num>
 </w:numbering>
-</file>
-
-<file path=word/people.xml><?xml version="1.0" encoding="utf-8"?>
-<w15:people xmlns:wpc="http://schemas.microsoft.com/office/word/2010/wordprocessingCanvas" xmlns:cx="http://schemas.microsoft.com/office/drawing/2014/chartex" xmlns:cx1="http://schemas.microsoft.com/office/drawing/2015/9/8/chartex" xmlns:cx2="http://schemas.microsoft.com/office/drawing/2015/10/21/chartex" xmlns:cx3="http://schemas.microsoft.com/office/drawing/2016/5/9/chartex" xmlns:cx4="http://schemas.microsoft.com/office/drawing/2016/5/10/chartex" xmlns:cx5="http://schemas.microsoft.com/office/drawing/2016/5/11/chartex" xmlns:cx6="http://schemas.microsoft.com/office/drawing/2016/5/12/chartex" xmlns:cx7="http://schemas.microsoft.com/office/drawing/2016/5/13/chartex" xmlns:cx8="http://schemas.microsoft.com/office/drawing/2016/5/14/chartex" xmlns:mc="http://schemas.openxmlformats.org/markup-compatibility/2006" xmlns:aink="http://schemas.microsoft.com/office/drawing/2016/ink" xmlns:am3d="http://schemas.microsoft.com/office/drawing/2017/model3d" xmlns:o="urn:schemas-microsoft-com:office:office" xmlns:oel="http://schemas.microsoft.com/office/2019/extlst" xmlns:r="http://schemas.openxmlformats.org/officeDocument/2006/relationships" xmlns:m="http://schemas.openxmlformats.org/officeDocument/2006/math" xmlns:v="urn:schemas-microsoft-com:vml" xmlns:wp14="http://schemas.microsoft.com/office/word/2010/wordprocessingDrawing" xmlns:wp="http://schemas.openxmlformats.org/drawingml/2006/wordprocessingDrawing" xmlns:w10="urn:schemas-microsoft-com:office:word" xmlns:w="http://schemas.openxmlformats.org/wordprocessingml/2006/main" xmlns:w14="http://schemas.microsoft.com/office/word/2010/wordml" xmlns:w15="http://schemas.microsoft.com/office/word/2012/wordml" xmlns:w16cex="http://schemas.microsoft.com/office/word/2018/wordml/cex" xmlns:w16cid="http://schemas.microsoft.com/office/word/2016/wordml/cid" xmlns:w16="http://schemas.microsoft.com/office/word/2018/wordml" xmlns:w16du="http://schemas.microsoft.com/office/word/2023/wordml/word16du" xmlns:w16sdtdh="http://schemas.microsoft.com/office/word/2020/wordml/sdtdatahash" xmlns:w16sdtfl="http://schemas.microsoft.com/office/word/2024/wordml/sdtformatlock" xmlns:w16se="http://schemas.microsoft.com/office/word/2015/wordml/symex" xmlns:wpg="http://schemas.microsoft.com/office/word/2010/wordprocessingGroup" xmlns:wpi="http://schemas.microsoft.com/office/word/2010/wordprocessingInk" xmlns:wne="http://schemas.microsoft.com/office/word/2006/wordml" xmlns:wps="http://schemas.microsoft.com/office/word/2010/wordprocessingShape" mc:Ignorable="w14 w15 w16se w16cid w16 w16cex w16sdtdh w16sdtfl w16du wp14">
-  <w15:person w15:author="Ana Miller-ter Kuile">
-    <w15:presenceInfo w15:providerId="AD" w15:userId="S::Ana.Miller-ter-Kuile@nau.edu::f05f7ea4-c99a-402b-8c05-7689738ab6c0"/>
-  </w15:person>
-</w15:people>
 </file>
 
 <file path=word/styles.xml><?xml version="1.0" encoding="utf-8"?>
